--- a/Reportes/CondGen_340.docx
+++ b/Reportes/CondGen_340.docx
@@ -195,7 +195,33 @@
           <w:sz w:val="17"/>
           <w:szCs w:val="24"/>
         </w:rPr>
-        <w:t>{custom.NumeroFianza}</w:t>
+        <w:t>{</w:t>
+      </w:r>
+      <w:proofErr w:type="spellStart"/>
+      <w:proofErr w:type="gramStart"/>
+      <w:r>
+        <w:rPr>
+          <w:rFonts w:ascii="Arial" w:eastAsia="Times New Roman" w:hAnsi="Arial" w:cs="Arial"/>
+          <w:b/>
+          <w:color w:val="000000"/>
+          <w:kern w:val="2"/>
+          <w:sz w:val="17"/>
+          <w:szCs w:val="24"/>
+        </w:rPr>
+        <w:t>custom.NumeroFianza</w:t>
+      </w:r>
+      <w:proofErr w:type="spellEnd"/>
+      <w:proofErr w:type="gramEnd"/>
+      <w:r>
+        <w:rPr>
+          <w:rFonts w:ascii="Arial" w:eastAsia="Times New Roman" w:hAnsi="Arial" w:cs="Arial"/>
+          <w:b/>
+          <w:color w:val="000000"/>
+          <w:kern w:val="2"/>
+          <w:sz w:val="17"/>
+          <w:szCs w:val="24"/>
+        </w:rPr>
+        <w:t>}</w:t>
       </w:r>
     </w:p>
     <w:p>
@@ -283,7 +309,33 @@
           <w:sz w:val="17"/>
           <w:szCs w:val="24"/>
         </w:rPr>
-        <w:t>{custom.Tenedor}</w:t>
+        <w:t>{</w:t>
+      </w:r>
+      <w:proofErr w:type="spellStart"/>
+      <w:proofErr w:type="gramStart"/>
+      <w:r>
+        <w:rPr>
+          <w:rFonts w:ascii="Arial" w:eastAsia="Times New Roman" w:hAnsi="Arial" w:cs="Arial"/>
+          <w:b/>
+          <w:color w:val="000000"/>
+          <w:kern w:val="2"/>
+          <w:sz w:val="17"/>
+          <w:szCs w:val="24"/>
+        </w:rPr>
+        <w:t>custom.Tenedor</w:t>
+      </w:r>
+      <w:proofErr w:type="spellEnd"/>
+      <w:proofErr w:type="gramEnd"/>
+      <w:r>
+        <w:rPr>
+          <w:rFonts w:ascii="Arial" w:eastAsia="Times New Roman" w:hAnsi="Arial" w:cs="Arial"/>
+          <w:b/>
+          <w:color w:val="000000"/>
+          <w:kern w:val="2"/>
+          <w:sz w:val="17"/>
+          <w:szCs w:val="24"/>
+        </w:rPr>
+        <w:t>}</w:t>
       </w:r>
     </w:p>
     <w:p>
@@ -407,7 +459,33 @@
           <w:sz w:val="17"/>
           <w:szCs w:val="24"/>
         </w:rPr>
-        <w:t>{custom.AFavor}</w:t>
+        <w:t>{</w:t>
+      </w:r>
+      <w:proofErr w:type="spellStart"/>
+      <w:proofErr w:type="gramStart"/>
+      <w:r>
+        <w:rPr>
+          <w:rFonts w:ascii="Arial" w:eastAsia="Times New Roman" w:hAnsi="Arial" w:cs="Arial"/>
+          <w:b/>
+          <w:color w:val="000000"/>
+          <w:kern w:val="2"/>
+          <w:sz w:val="17"/>
+          <w:szCs w:val="24"/>
+        </w:rPr>
+        <w:t>custom.AFavor</w:t>
+      </w:r>
+      <w:proofErr w:type="spellEnd"/>
+      <w:proofErr w:type="gramEnd"/>
+      <w:r>
+        <w:rPr>
+          <w:rFonts w:ascii="Arial" w:eastAsia="Times New Roman" w:hAnsi="Arial" w:cs="Arial"/>
+          <w:b/>
+          <w:color w:val="000000"/>
+          <w:kern w:val="2"/>
+          <w:sz w:val="17"/>
+          <w:szCs w:val="24"/>
+        </w:rPr>
+        <w:t>}</w:t>
       </w:r>
     </w:p>
     <w:p>
@@ -584,7 +662,33 @@
           <w:sz w:val="17"/>
           <w:szCs w:val="24"/>
         </w:rPr>
-        <w:t>{custom.DesdeTexto}</w:t>
+        <w:t>{</w:t>
+      </w:r>
+      <w:proofErr w:type="spellStart"/>
+      <w:proofErr w:type="gramStart"/>
+      <w:r>
+        <w:rPr>
+          <w:rFonts w:ascii="Arial" w:eastAsia="Times New Roman" w:hAnsi="Arial" w:cs="Arial"/>
+          <w:b/>
+          <w:color w:val="000000"/>
+          <w:kern w:val="2"/>
+          <w:sz w:val="17"/>
+          <w:szCs w:val="24"/>
+        </w:rPr>
+        <w:t>custom.DesdeTexto</w:t>
+      </w:r>
+      <w:proofErr w:type="spellEnd"/>
+      <w:proofErr w:type="gramEnd"/>
+      <w:r>
+        <w:rPr>
+          <w:rFonts w:ascii="Arial" w:eastAsia="Times New Roman" w:hAnsi="Arial" w:cs="Arial"/>
+          <w:b/>
+          <w:color w:val="000000"/>
+          <w:kern w:val="2"/>
+          <w:sz w:val="17"/>
+          <w:szCs w:val="24"/>
+        </w:rPr>
+        <w:t>}</w:t>
       </w:r>
     </w:p>
     <w:p>
@@ -672,7 +776,33 @@
           <w:sz w:val="17"/>
           <w:szCs w:val="24"/>
         </w:rPr>
-        <w:t>{custom.HastaTexto}</w:t>
+        <w:t>{</w:t>
+      </w:r>
+      <w:proofErr w:type="spellStart"/>
+      <w:proofErr w:type="gramStart"/>
+      <w:r>
+        <w:rPr>
+          <w:rFonts w:ascii="Arial" w:eastAsia="Times New Roman" w:hAnsi="Arial" w:cs="Arial"/>
+          <w:b/>
+          <w:color w:val="000000"/>
+          <w:kern w:val="2"/>
+          <w:sz w:val="17"/>
+          <w:szCs w:val="24"/>
+        </w:rPr>
+        <w:t>custom.HastaTexto</w:t>
+      </w:r>
+      <w:proofErr w:type="spellEnd"/>
+      <w:proofErr w:type="gramEnd"/>
+      <w:r>
+        <w:rPr>
+          <w:rFonts w:ascii="Arial" w:eastAsia="Times New Roman" w:hAnsi="Arial" w:cs="Arial"/>
+          <w:b/>
+          <w:color w:val="000000"/>
+          <w:kern w:val="2"/>
+          <w:sz w:val="17"/>
+          <w:szCs w:val="24"/>
+        </w:rPr>
+        <w:t>}</w:t>
       </w:r>
     </w:p>
     <w:p>
@@ -724,7 +854,33 @@
           <w:sz w:val="17"/>
           <w:szCs w:val="24"/>
         </w:rPr>
-        <w:t>{custom.SumaTextoTotal}</w:t>
+        <w:t>{</w:t>
+      </w:r>
+      <w:proofErr w:type="spellStart"/>
+      <w:proofErr w:type="gramStart"/>
+      <w:r>
+        <w:rPr>
+          <w:rFonts w:ascii="Arial" w:eastAsia="Times New Roman" w:hAnsi="Arial" w:cs="Arial"/>
+          <w:b/>
+          <w:color w:val="000000"/>
+          <w:kern w:val="2"/>
+          <w:sz w:val="17"/>
+          <w:szCs w:val="24"/>
+        </w:rPr>
+        <w:t>custom.SumaTextoTotal</w:t>
+      </w:r>
+      <w:proofErr w:type="spellEnd"/>
+      <w:proofErr w:type="gramEnd"/>
+      <w:r>
+        <w:rPr>
+          <w:rFonts w:ascii="Arial" w:eastAsia="Times New Roman" w:hAnsi="Arial" w:cs="Arial"/>
+          <w:b/>
+          <w:color w:val="000000"/>
+          <w:kern w:val="2"/>
+          <w:sz w:val="17"/>
+          <w:szCs w:val="24"/>
+        </w:rPr>
+        <w:t>}</w:t>
       </w:r>
     </w:p>
     <w:p>
@@ -1195,7 +1351,29 @@
           <w:sz w:val="17"/>
           <w:szCs w:val="24"/>
         </w:rPr>
-        <w:t>Ninguna acción legal podrá fundarse en el presente documento a favor de ninguna persona distinta al  ACREEDOR.</w:t>
+        <w:t xml:space="preserve">Ninguna acción legal podrá fundarse en el presente documento a favor de ninguna persona distinta </w:t>
+      </w:r>
+      <w:proofErr w:type="gramStart"/>
+      <w:r>
+        <w:rPr>
+          <w:rFonts w:ascii="Arial" w:eastAsia="Times New Roman" w:hAnsi="Arial" w:cs="Arial"/>
+          <w:color w:val="000000"/>
+          <w:kern w:val="2"/>
+          <w:sz w:val="17"/>
+          <w:szCs w:val="24"/>
+        </w:rPr>
+        <w:t>al  ACREEDOR</w:t>
+      </w:r>
+      <w:proofErr w:type="gramEnd"/>
+      <w:r>
+        <w:rPr>
+          <w:rFonts w:ascii="Arial" w:eastAsia="Times New Roman" w:hAnsi="Arial" w:cs="Arial"/>
+          <w:color w:val="000000"/>
+          <w:kern w:val="2"/>
+          <w:sz w:val="17"/>
+          <w:szCs w:val="24"/>
+        </w:rPr>
+        <w:t>.</w:t>
       </w:r>
     </w:p>
     <w:p>
@@ -1740,7 +1918,31 @@
           <w:sz w:val="17"/>
           <w:szCs w:val="24"/>
         </w:rPr>
-        <w:t>{custom.FechaActualTextoMin}</w:t>
+        <w:t>{</w:t>
+      </w:r>
+      <w:proofErr w:type="spellStart"/>
+      <w:proofErr w:type="gramStart"/>
+      <w:r>
+        <w:rPr>
+          <w:rFonts w:ascii="Arial" w:eastAsia="Times New Roman" w:hAnsi="Arial" w:cs="Arial"/>
+          <w:color w:val="000000"/>
+          <w:kern w:val="2"/>
+          <w:sz w:val="17"/>
+          <w:szCs w:val="24"/>
+        </w:rPr>
+        <w:t>custom.FechaActualTextoMin</w:t>
+      </w:r>
+      <w:proofErr w:type="spellEnd"/>
+      <w:proofErr w:type="gramEnd"/>
+      <w:r>
+        <w:rPr>
+          <w:rFonts w:ascii="Arial" w:eastAsia="Times New Roman" w:hAnsi="Arial" w:cs="Arial"/>
+          <w:color w:val="000000"/>
+          <w:kern w:val="2"/>
+          <w:sz w:val="17"/>
+          <w:szCs w:val="24"/>
+        </w:rPr>
+        <w:t>}</w:t>
       </w:r>
       <w:r>
         <w:rPr>
@@ -1933,7 +2135,33 @@
           <w:sz w:val="17"/>
           <w:szCs w:val="24"/>
         </w:rPr>
-        <w:t>{custom.Tenedor}</w:t>
+        <w:t>{</w:t>
+      </w:r>
+      <w:proofErr w:type="spellStart"/>
+      <w:proofErr w:type="gramStart"/>
+      <w:r>
+        <w:rPr>
+          <w:rFonts w:ascii="Arial" w:eastAsia="Times New Roman" w:hAnsi="Arial" w:cs="Arial"/>
+          <w:b/>
+          <w:color w:val="000000"/>
+          <w:kern w:val="2"/>
+          <w:sz w:val="17"/>
+          <w:szCs w:val="24"/>
+        </w:rPr>
+        <w:t>custom.Tenedor</w:t>
+      </w:r>
+      <w:proofErr w:type="spellEnd"/>
+      <w:proofErr w:type="gramEnd"/>
+      <w:r>
+        <w:rPr>
+          <w:rFonts w:ascii="Arial" w:eastAsia="Times New Roman" w:hAnsi="Arial" w:cs="Arial"/>
+          <w:b/>
+          <w:color w:val="000000"/>
+          <w:kern w:val="2"/>
+          <w:sz w:val="17"/>
+          <w:szCs w:val="24"/>
+        </w:rPr>
+        <w:t>}</w:t>
       </w:r>
     </w:p>
     <w:p>
@@ -1983,7 +2211,7 @@
     </w:p>
     <w:p>
       <w:pPr>
-        <w:framePr w:w="4860" w:h="290" w:hRule="exact" w:wrap="auto" w:vAnchor="page" w:hAnchor="page" w:x="6361" w:y="12520"/>
+        <w:framePr w:w="4187" w:h="488" w:hSpace="141" w:wrap="around" w:vAnchor="text" w:hAnchor="page" w:x="6845" w:y="11350"/>
         <w:widowControl w:val="0"/>
         <w:pBdr>
           <w:top w:val="single" w:sz="8" w:space="0" w:color="000000"/>
@@ -2028,6 +2256,42 @@
         </w:rPr>
         <w:t>Firma Autorizada</w:t>
       </w:r>
+    </w:p>
+    <w:p>
+      <w:pPr>
+        <w:widowControl w:val="0"/>
+        <w:pBdr>
+          <w:top w:val="single" w:sz="8" w:space="0" w:color="000000"/>
+        </w:pBdr>
+        <w:tabs>
+          <w:tab w:val="left" w:pos="360"/>
+          <w:tab w:val="left" w:pos="720"/>
+          <w:tab w:val="left" w:pos="1080"/>
+          <w:tab w:val="left" w:pos="1440"/>
+          <w:tab w:val="left" w:pos="1800"/>
+          <w:tab w:val="left" w:pos="2160"/>
+          <w:tab w:val="left" w:pos="2520"/>
+          <w:tab w:val="left" w:pos="2880"/>
+          <w:tab w:val="left" w:pos="3240"/>
+          <w:tab w:val="left" w:pos="3600"/>
+          <w:tab w:val="left" w:pos="3960"/>
+          <w:tab w:val="left" w:pos="4320"/>
+          <w:tab w:val="left" w:pos="4680"/>
+        </w:tabs>
+        <w:autoSpaceDE w:val="0"/>
+        <w:autoSpaceDN w:val="0"/>
+        <w:adjustRightInd w:val="0"/>
+        <w:spacing w:after="0" w:line="240" w:lineRule="auto"/>
+        <w:jc w:val="center"/>
+        <w:rPr>
+          <w:rFonts w:ascii="Arial" w:eastAsia="Times New Roman" w:hAnsi="Arial" w:cs="Arial"/>
+          <w:b/>
+          <w:color w:val="000000"/>
+          <w:kern w:val="2"/>
+          <w:sz w:val="17"/>
+          <w:szCs w:val="24"/>
+        </w:rPr>
+      </w:pPr>
     </w:p>
     <w:sectPr>
       <w:headerReference w:type="even" r:id="rId6"/>
